--- a/reference/L4-Templates/World_Introduction_Brief_Template.docx
+++ b/reference/L4-Templates/World_Introduction_Brief_Template.docx
@@ -58,34 +58,6 @@
           <w:sz w:val="22"/>
         </w:rPr>
         <w:t>Output 8 of eleven. A Facilitator opening-moment document — world-specific language for introducing this Representative at the table, calibrated to participant type. Distinct from the World Facilitation Brief (Output 6, comprehensive Facilitator reference): this document is specifically the opening-moment language, nothing more. Governed by Change Order CO-013.</w:t>
-      </w:r>
-    </w:p>
-    <w:p/>
-    <w:p>
-      <w:pPr>
-        <w:spacing w:before="300" w:after="120"/>
-      </w:pPr>
-      <w:r>
-        <w:rPr>
-          <w:rFonts w:ascii="Arial" w:hAnsi="Arial"/>
-          <w:b/>
-          <w:i w:val="0"/>
-          <w:color w:val="1F4E79"/>
-          <w:sz w:val="26"/>
-        </w:rPr>
-        <w:t>Version History</w:t>
-      </w:r>
-    </w:p>
-    <w:p>
-      <w:r>
-        <w:rPr>
-          <w:rFonts w:ascii="Arial" w:hAnsi="Arial"/>
-          <w:b w:val="0"/>
-          <w:i w:val="0"/>
-          <w:color w:val="000000"/>
-          <w:sz w:val="22"/>
-        </w:rPr>
-        <w:t>v1.0 — Initial production. Created for Change Order CO-013 (eleven-output expansion).</w:t>
       </w:r>
     </w:p>
     <w:p/>
